--- a/output/summary/bom/FederatedGqlBrakDown-bom.docx
+++ b/output/summary/bom/FederatedGqlBrakDown-bom.docx
@@ -192,7 +192,7 @@
           <w:color w:val="444444"/>
           <w:sz w:val="18"/>
         </w:rPr>
-        <w:t xml:space="preserve">   |   Generated: 2026-07-07</w:t>
+        <w:t xml:space="preserve">   |   Generated: 2026-07-15</w:t>
       </w:r>
     </w:p>
     <w:p>
@@ -377,7 +377,7 @@
           <w:color w:val="373737"/>
           <w:sz w:val="20"/>
         </w:rPr>
-        <w:t xml:space="preserve"> the current gateway uses ACL to obtain a per-resource capability token. Per decision, </w:t>
+        <w:t xml:space="preserve"> the current gateway uses ACL to obtain a per-resource capability token. Per decision, Per the program-level working decision, </w:t>
       </w:r>
       <w:r>
         <w:rPr>
@@ -385,14 +385,28 @@
           <w:color w:val="373737"/>
           <w:sz w:val="20"/>
         </w:rPr>
-        <w:t>ACL is ignored in the DGS implementation</w:t>
+        <w:t>the DGS layer carries no ACL plumbing story</w:t>
       </w:r>
       <w:r>
         <w:rPr>
           <w:color w:val="373737"/>
           <w:sz w:val="20"/>
         </w:rPr>
-        <w:t xml:space="preserve"> — there is no ACL story; we only note where/why it's used today.</w:t>
+        <w:t xml:space="preserve"> — each domain service performs its own access control; scenario ADRs (</w:t>
+      </w:r>
+      <w:r>
+        <w:rPr>
+          <w:rFonts w:ascii="Courier New" w:hAnsi="Courier New"/>
+          <w:sz w:val="20"/>
+        </w:rPr>
+        <w:t>complexStories/*/02-adr-noacl-*.md</w:t>
+      </w:r>
+      <w:r>
+        <w:rPr>
+          <w:color w:val="373737"/>
+          <w:sz w:val="20"/>
+        </w:rPr>
+        <w:t>) record the assumption's impact and ratify with the global decision. ACL is noted in stories for context only.</w:t>
       </w:r>
     </w:p>
     <w:p>
@@ -733,7 +747,7 @@
                 <w:rFonts w:ascii="Courier New" w:hAnsi="Courier New"/>
                 <w:sz w:val="18"/>
               </w:rPr>
-              <w:t>G10</w:t>
+              <w:t>G-10</w:t>
             </w:r>
             <w:r>
               <w:rPr>
@@ -799,7 +813,7 @@
                 <w:color w:val="373737"/>
                 <w:sz w:val="18"/>
               </w:rPr>
-              <w:t>B01</w:t>
+              <w:t>B-01</w:t>
             </w:r>
           </w:p>
         </w:tc>
@@ -855,7 +869,7 @@
                 <w:color w:val="373737"/>
                 <w:sz w:val="18"/>
               </w:rPr>
-              <w:t>B01</w:t>
+              <w:t>B-01</w:t>
             </w:r>
           </w:p>
         </w:tc>
@@ -1031,7 +1045,22 @@
                 <w:color w:val="373737"/>
                 <w:sz w:val="18"/>
               </w:rPr>
-              <w:t>green-field build stories (3 complex problems centralized as program spikes — see global Phase 0)</w:t>
+              <w:t xml:space="preserve">green-field build stories. The 3 Phase-0 spike stubs are tracked as </w:t>
+            </w:r>
+            <w:r>
+              <w:rPr>
+                <w:b/>
+                <w:color w:val="373737"/>
+                <w:sz w:val="18"/>
+              </w:rPr>
+              <w:t>program spikes</w:t>
+            </w:r>
+            <w:r>
+              <w:rPr>
+                <w:color w:val="373737"/>
+                <w:sz w:val="18"/>
+              </w:rPr>
+              <w:t xml:space="preserve"> in the global breakdown and Jira, not as rows here (see global Phase 0)</w:t>
             </w:r>
           </w:p>
         </w:tc>
@@ -1061,7 +1090,7 @@
           <w:color w:val="444444"/>
           <w:sz w:val="18"/>
         </w:rPr>
-        <w:t>This domain's complex, cross-cutting problems are tracked once as program spikes in the global breakdown — see 'Phase 0 — Program Spikes' and 'Spike Detail' (the brief, the decision, intended cross-domain steps, and every affected resolver's external deps + current logic) in Federated+Graphql+Stories+-+BreakDown. Nothing from there is repeated here; the stories below just link to it. Follow a story's SPARK-SPIKE-0x id to the global Spike Detail for the target flow + the external services each resolver calls (see 'How to read the spikes &amp; related stories' in the global doc).</w:t>
+        <w:t>This domain's complex, cross-cutting problems are tracked once as program spikes in the global breakdown — see 'Phase 0 — Program Spikes' and 'Spike Detail' (the brief, the decision, intended cross-domain steps, and every affected resolver's external deps + current logic) in Federated+Graphql+Stories+-+BreakDown. Nothing from there is repeated here; the stories below just link to it. Follow a story's SPIKE-0x id to the global Spike Detail for the target flow + the external services each resolver calls (see 'How to read the spikes &amp; related stories' in the global doc).</w:t>
       </w:r>
     </w:p>
     <w:tbl>
@@ -1163,7 +1192,7 @@
                 <w:color w:val="373737"/>
                 <w:sz w:val="18"/>
               </w:rPr>
-              <w:t>🔴🔬 SPARK-BOM-A04 — @DgsTypeResolver for the 2 BOM interfaces</w:t>
+              <w:t>🔴🔬 BOM-BE-A-04 — @DgsTypeResolver for the 2 BOM interfaces</w:t>
             </w:r>
           </w:p>
         </w:tc>
@@ -1181,7 +1210,7 @@
                 <w:color w:val="373737"/>
                 <w:sz w:val="18"/>
               </w:rPr>
-              <w:t>SPARK-SPIKE-05</w:t>
+              <w:t>SPIKE-05</w:t>
             </w:r>
           </w:p>
         </w:tc>
@@ -1220,7 +1249,7 @@
                 <w:color w:val="373737"/>
                 <w:sz w:val="18"/>
               </w:rPr>
-              <w:t>🔴🔬 SPARK-BOM-B05 — getBomMaterialTypes (merge with Material Hub)</w:t>
+              <w:t>🔴🔬 BOM-BE-B-05 — getBomMaterialTypes (merge with Material Hub)</w:t>
             </w:r>
           </w:p>
         </w:tc>
@@ -1239,7 +1268,7 @@
                 <w:color w:val="373737"/>
                 <w:sz w:val="18"/>
               </w:rPr>
-              <w:t>SPARK-SPIKE-06</w:t>
+              <w:t>SPIKE-06a</w:t>
             </w:r>
           </w:p>
         </w:tc>
@@ -1258,7 +1287,7 @@
                 <w:color w:val="373737"/>
                 <w:sz w:val="18"/>
               </w:rPr>
-              <w:t>Cross-Domain Association / Hydration</w:t>
+              <w:t>Hydration</w:t>
             </w:r>
           </w:p>
         </w:tc>
@@ -1278,7 +1307,7 @@
                 <w:color w:val="373737"/>
                 <w:sz w:val="18"/>
               </w:rPr>
-              <w:t>🔴🔬 SPARK-BOM-E01 — updateBom — 3-step orchestrated write</w:t>
+              <w:t>🔴🔬 BOM-BE-E-01 — updateBom — 3-step orchestrated write</w:t>
             </w:r>
           </w:p>
         </w:tc>
@@ -1296,7 +1325,7 @@
                 <w:color w:val="373737"/>
                 <w:sz w:val="18"/>
               </w:rPr>
-              <w:t>SPARK-SPIKE-01</w:t>
+              <w:t>SPIKE-01</w:t>
             </w:r>
           </w:p>
         </w:tc>
@@ -1659,14 +1688,14 @@
                 <w:color w:val="373737"/>
                 <w:sz w:val="18"/>
               </w:rPr>
-              <w:t>after B01. (</w:t>
+              <w:t>after B-01. (</w:t>
             </w:r>
             <w:r>
               <w:rPr>
                 <w:rFonts w:ascii="Courier New" w:hAnsi="Courier New"/>
                 <w:sz w:val="18"/>
               </w:rPr>
-              <w:t>B02</w:t>
+              <w:t>B-02</w:t>
             </w:r>
             <w:r>
               <w:rPr>
@@ -1765,7 +1794,7 @@
                 <w:color w:val="373737"/>
                 <w:sz w:val="18"/>
               </w:rPr>
-              <w:t>after B01</w:t>
+              <w:t>after B-01</w:t>
             </w:r>
           </w:p>
         </w:tc>
@@ -1862,7 +1891,7 @@
                 <w:color w:val="373737"/>
                 <w:sz w:val="18"/>
               </w:rPr>
-              <w:t>after B01</w:t>
+              <w:t>after B-01</w:t>
             </w:r>
           </w:p>
         </w:tc>
@@ -1968,14 +1997,14 @@
                 <w:color w:val="373737"/>
                 <w:sz w:val="18"/>
               </w:rPr>
-              <w:t xml:space="preserve">after B01, D02 · gated on </w:t>
+              <w:t xml:space="preserve">after B-01, D-02 · gated on </w:t>
             </w:r>
             <w:r>
               <w:rPr>
                 <w:rFonts w:ascii="Courier New" w:hAnsi="Courier New"/>
                 <w:sz w:val="18"/>
               </w:rPr>
-              <w:t>SPARK-SPIKE-01</w:t>
+              <w:t>SPIKE-01</w:t>
             </w:r>
           </w:p>
         </w:tc>
@@ -2164,14 +2193,14 @@
                 <w:color w:val="373737"/>
                 <w:sz w:val="18"/>
               </w:rPr>
-              <w:t>after B01. (</w:t>
+              <w:t>after B-01. (</w:t>
             </w:r>
             <w:r>
               <w:rPr>
                 <w:rFonts w:ascii="Courier New" w:hAnsi="Courier New"/>
                 <w:sz w:val="18"/>
               </w:rPr>
-              <w:t>G02</w:t>
+              <w:t>G-02</w:t>
             </w:r>
             <w:r>
               <w:rPr>
@@ -2185,7 +2214,7 @@
                 <w:rFonts w:ascii="Courier New" w:hAnsi="Courier New"/>
                 <w:sz w:val="18"/>
               </w:rPr>
-              <w:t>G10</w:t>
+              <w:t>G-10</w:t>
             </w:r>
             <w:r>
               <w:rPr>
@@ -2333,7 +2362,7 @@
           <w:color w:val="444444"/>
           <w:sz w:val="18"/>
         </w:rPr>
-        <w:t xml:space="preserve"> (5d). Phases B/C/D/G parallelize heavily after B01.</w:t>
+        <w:t xml:space="preserve"> (5d). Phases B/C/D/G parallelize heavily after B-01.</w:t>
       </w:r>
     </w:p>
     <w:p>
@@ -2599,7 +2628,7 @@
                 <w:color w:val="373737"/>
                 <w:sz w:val="18"/>
               </w:rPr>
-              <w:t>critical path A → E01 → G08/G10 → G16</w:t>
+              <w:t>critical path A → E-01 → G-08/G-10 → G-16</w:t>
             </w:r>
           </w:p>
         </w:tc>
@@ -2754,7 +2783,7 @@
                 <w:color w:val="373737"/>
                 <w:sz w:val="18"/>
               </w:rPr>
-              <w:t>run in Sprint 0 (see global Phase 0 — Program Spikes) so E01/rollout-order aren't waiting</w:t>
+              <w:t>run in Sprint 0 (see global Phase 0 — Program Spikes) so E-01/rollout-order aren't waiting</w:t>
             </w:r>
           </w:p>
         </w:tc>
@@ -2794,7 +2823,7 @@
                 <w:color w:val="373737"/>
                 <w:sz w:val="18"/>
               </w:rPr>
-              <w:t>B01 (DGS module init + service wiring + first resolver)</w:t>
+              <w:t>B-01 (DGS module init + service wiring + first resolver)</w:t>
             </w:r>
           </w:p>
         </w:tc>
@@ -2851,7 +2880,7 @@
                 <w:color w:val="373737"/>
                 <w:sz w:val="18"/>
               </w:rPr>
-              <w:t>B01, B03–B08 + D03/D04</w:t>
+              <w:t>B-01, B-03–B-08 + D-03/D-04</w:t>
             </w:r>
           </w:p>
         </w:tc>
@@ -2909,7 +2938,7 @@
                 <w:color w:val="373737"/>
                 <w:sz w:val="18"/>
               </w:rPr>
-              <w:t>C01–C05 + D01/D02/D05</w:t>
+              <w:t>C-01–C-05 + D-01/D-02/D-05</w:t>
             </w:r>
           </w:p>
         </w:tc>
@@ -2966,7 +2995,7 @@
                 <w:color w:val="373737"/>
                 <w:sz w:val="18"/>
               </w:rPr>
-              <w:t>E01</w:t>
+              <w:t>E-01</w:t>
             </w:r>
           </w:p>
         </w:tc>
@@ -2998,7 +3027,7 @@
                 <w:rFonts w:ascii="Courier New" w:hAnsi="Courier New"/>
                 <w:sz w:val="18"/>
               </w:rPr>
-              <w:t>SPARK-SPIKE-01</w:t>
+              <w:t>SPIKE-01</w:t>
             </w:r>
             <w:r>
               <w:rPr>
@@ -3045,7 +3074,7 @@
                 <w:color w:val="373737"/>
                 <w:sz w:val="18"/>
               </w:rPr>
-              <w:t>G01, G03–G07</w:t>
+              <w:t>G-01, G-03–G-07</w:t>
             </w:r>
           </w:p>
         </w:tc>
@@ -3102,7 +3131,7 @@
                 <w:color w:val="373737"/>
                 <w:sz w:val="18"/>
               </w:rPr>
-              <w:t>G08 + G09</w:t>
+              <w:t>G-08 + G-09</w:t>
             </w:r>
           </w:p>
         </w:tc>
@@ -3160,7 +3189,7 @@
                 <w:color w:val="373737"/>
                 <w:sz w:val="18"/>
               </w:rPr>
-              <w:t>G10–G15</w:t>
+              <w:t>G-10–G-15</w:t>
             </w:r>
           </w:p>
         </w:tc>
@@ -3217,7 +3246,7 @@
                 <w:color w:val="373737"/>
                 <w:sz w:val="18"/>
               </w:rPr>
-              <w:t>G16</w:t>
+              <w:t>G-16</w:t>
             </w:r>
           </w:p>
         </w:tc>
@@ -3275,7 +3304,7 @@
                 <w:color w:val="373737"/>
                 <w:sz w:val="18"/>
               </w:rPr>
-              <w:t>F01, F02</w:t>
+              <w:t>F-01, F-02</w:t>
             </w:r>
           </w:p>
         </w:tc>
@@ -3490,7 +3519,7 @@
                 <w:color w:val="C0392B"/>
                 <w:sz w:val="17"/>
               </w:rPr>
-              <w:t>SPARK-BOM-A04</w:t>
+              <w:t>BOM-BE-A-04</w:t>
             </w:r>
           </w:p>
           <w:p>
@@ -3522,7 +3551,7 @@
                 <w:color w:val="C0392B"/>
                 <w:sz w:val="16"/>
               </w:rPr>
-              <w:t>🔴🔬 Spike-gated on SPARK-SPIKE-05 (Polymorphic Type Resolution)</w:t>
+              <w:t>🔴🔬 Spike-gated on SPIKE-05 (Polymorphic Type Resolution)</w:t>
             </w:r>
           </w:p>
         </w:tc>
@@ -3573,7 +3602,7 @@
                 <w:color w:val="444444"/>
                 <w:sz w:val="17"/>
               </w:rPr>
-              <w:t>SPARK-SPIKE-05</w:t>
+              <w:t>SPIKE-05</w:t>
             </w:r>
           </w:p>
         </w:tc>
@@ -3904,7 +3933,7 @@
                 <w:color w:val="1F497D"/>
                 <w:sz w:val="17"/>
               </w:rPr>
-              <w:t>SPARK-BOM-B01</w:t>
+              <w:t>BOM-BE-B-01</w:t>
             </w:r>
           </w:p>
           <w:p>
@@ -4184,7 +4213,7 @@
                 <w:color w:val="1F497D"/>
                 <w:sz w:val="17"/>
               </w:rPr>
-              <w:t>SPARK-BOM-B03</w:t>
+              <w:t>BOM-BE-B-03</w:t>
             </w:r>
           </w:p>
           <w:p>
@@ -4438,7 +4467,7 @@
                 <w:color w:val="1F497D"/>
                 <w:sz w:val="17"/>
               </w:rPr>
-              <w:t>SPARK-BOM-B04</w:t>
+              <w:t>BOM-BE-B-04</w:t>
             </w:r>
           </w:p>
           <w:p>
@@ -4724,7 +4753,7 @@
                 <w:color w:val="C0392B"/>
                 <w:sz w:val="17"/>
               </w:rPr>
-              <w:t>SPARK-BOM-B05</w:t>
+              <w:t>BOM-BE-B-05</w:t>
             </w:r>
           </w:p>
           <w:p>
@@ -4756,7 +4785,7 @@
                 <w:color w:val="C0392B"/>
                 <w:sz w:val="16"/>
               </w:rPr>
-              <w:t>🔴🔬 Spike-gated on SPARK-SPIKE-06 (Cross-Domain Association / Hydration)</w:t>
+              <w:t>🔴🔬 Spike-gated on SPIKE-06a (Hydration)</w:t>
             </w:r>
           </w:p>
         </w:tc>
@@ -4829,7 +4858,7 @@
                 <w:color w:val="444444"/>
                 <w:sz w:val="17"/>
               </w:rPr>
-              <w:t>SPARK-SPIKE-06</w:t>
+              <w:t>SPIKE-06a</w:t>
             </w:r>
           </w:p>
         </w:tc>
@@ -5002,7 +5031,7 @@
                 <w:color w:val="1F497D"/>
                 <w:sz w:val="17"/>
               </w:rPr>
-              <w:t>SPARK-BOM-B06</w:t>
+              <w:t>BOM-BE-B-06</w:t>
             </w:r>
           </w:p>
           <w:p>
@@ -5198,7 +5227,7 @@
                 <w:color w:val="1F497D"/>
                 <w:sz w:val="17"/>
               </w:rPr>
-              <w:t>SPARK-BOM-B07</w:t>
+              <w:t>BOM-BE-B-07</w:t>
             </w:r>
           </w:p>
           <w:p>
@@ -5397,7 +5426,7 @@
                 <w:color w:val="1F497D"/>
                 <w:sz w:val="17"/>
               </w:rPr>
-              <w:t>SPARK-BOM-B08</w:t>
+              <w:t>BOM-BE-B-08</w:t>
             </w:r>
           </w:p>
           <w:p>
@@ -5588,7 +5617,7 @@
           <w:color w:val="444444"/>
           <w:sz w:val="17"/>
         </w:rPr>
-        <w:t xml:space="preserve">SPARK-BOM-B01: </w:t>
+        <w:t xml:space="preserve">BOM-BE-B-01: </w:t>
       </w:r>
       <w:r>
         <w:rPr>
@@ -5850,7 +5879,7 @@
                 <w:color w:val="1F497D"/>
                 <w:sz w:val="17"/>
               </w:rPr>
-              <w:t>SPARK-BOM-C01</w:t>
+              <w:t>BOM-BE-C-01</w:t>
             </w:r>
           </w:p>
           <w:p>
@@ -6106,7 +6135,7 @@
                 <w:color w:val="1F497D"/>
                 <w:sz w:val="17"/>
               </w:rPr>
-              <w:t>SPARK-BOM-C02</w:t>
+              <w:t>BOM-BE-C-02</w:t>
             </w:r>
           </w:p>
           <w:p>
@@ -6406,7 +6435,7 @@
                 <w:color w:val="1F497D"/>
                 <w:sz w:val="17"/>
               </w:rPr>
-              <w:t>SPARK-BOM-C03</w:t>
+              <w:t>BOM-BE-C-03</w:t>
             </w:r>
           </w:p>
           <w:p>
@@ -6676,7 +6705,7 @@
                 <w:color w:val="1F497D"/>
                 <w:sz w:val="17"/>
               </w:rPr>
-              <w:t>SPARK-BOM-C04</w:t>
+              <w:t>BOM-BE-C-04</w:t>
             </w:r>
           </w:p>
           <w:p>
@@ -6921,7 +6950,7 @@
                 <w:color w:val="1F497D"/>
                 <w:sz w:val="17"/>
               </w:rPr>
-              <w:t>SPARK-BOM-C05</w:t>
+              <w:t>BOM-BE-C-05</w:t>
             </w:r>
           </w:p>
           <w:p>
@@ -7055,7 +7084,7 @@
                 <w:color w:val="373737"/>
                 <w:sz w:val="17"/>
               </w:rPr>
-              <w:t>same as C04 with roles [RAW_MATERIAL_SUPPLIER, FABRIC_SUPPLIER, TRIM_SUPPLIER]</w:t>
+              <w:t>same as C-04 with roles [RAW_MATERIAL_SUPPLIER, FABRIC_SUPPLIER, TRIM_SUPPLIER]</w:t>
             </w:r>
           </w:p>
           <w:p>
@@ -7279,7 +7308,7 @@
                 <w:color w:val="1F497D"/>
                 <w:sz w:val="17"/>
               </w:rPr>
-              <w:t>SPARK-BOM-D01</w:t>
+              <w:t>BOM-BE-D-01</w:t>
             </w:r>
           </w:p>
           <w:p>
@@ -7571,7 +7600,7 @@
                 <w:color w:val="1F497D"/>
                 <w:sz w:val="17"/>
               </w:rPr>
-              <w:t>SPARK-BOM-D02</w:t>
+              <w:t>BOM-BE-D-02</w:t>
             </w:r>
           </w:p>
           <w:p>
@@ -7823,7 +7852,7 @@
                 <w:color w:val="1F497D"/>
                 <w:sz w:val="17"/>
               </w:rPr>
-              <w:t>SPARK-BOM-D03</w:t>
+              <w:t>BOM-BE-D-03</w:t>
             </w:r>
           </w:p>
           <w:p>
@@ -8033,7 +8062,7 @@
                 <w:color w:val="1F497D"/>
                 <w:sz w:val="17"/>
               </w:rPr>
-              <w:t>SPARK-BOM-D04</w:t>
+              <w:t>BOM-BE-D-04</w:t>
             </w:r>
           </w:p>
           <w:p>
@@ -8246,7 +8275,7 @@
                 <w:color w:val="1F497D"/>
                 <w:sz w:val="17"/>
               </w:rPr>
-              <w:t>SPARK-BOM-D05</w:t>
+              <w:t>BOM-BE-D-05</w:t>
             </w:r>
           </w:p>
           <w:p>
@@ -8625,7 +8654,7 @@
                 <w:color w:val="C0392B"/>
                 <w:sz w:val="17"/>
               </w:rPr>
-              <w:t>SPARK-BOM-E01</w:t>
+              <w:t>BOM-BE-E-01</w:t>
             </w:r>
           </w:p>
           <w:p>
@@ -8657,7 +8686,7 @@
                 <w:color w:val="C0392B"/>
                 <w:sz w:val="16"/>
               </w:rPr>
-              <w:t>🔴🔬 Spike-gated on SPARK-SPIKE-01 (Non-Atomic Write Saga)</w:t>
+              <w:t>🔴🔬 Spike-gated on SPIKE-01 (Non-Atomic Write Saga)</w:t>
             </w:r>
           </w:p>
         </w:tc>
@@ -8727,7 +8756,7 @@
                 <w:color w:val="444444"/>
                 <w:sz w:val="17"/>
               </w:rPr>
-              <w:t>SPARK-SPIKE-01, D02</w:t>
+              <w:t>SPIKE-01, D-02</w:t>
             </w:r>
           </w:p>
         </w:tc>
@@ -9242,7 +9271,7 @@
                 <w:color w:val="1F497D"/>
                 <w:sz w:val="17"/>
               </w:rPr>
-              <w:t>SPARK-BOM-F01</w:t>
+              <w:t>BOM-BE-F-01</w:t>
             </w:r>
           </w:p>
           <w:p>
@@ -9541,7 +9570,7 @@
                 <w:color w:val="1F497D"/>
                 <w:sz w:val="17"/>
               </w:rPr>
-              <w:t>SPARK-BOM-F02</w:t>
+              <w:t>BOM-BE-F-02</w:t>
             </w:r>
           </w:p>
           <w:p>
@@ -9957,7 +9986,7 @@
                 <w:color w:val="1F497D"/>
                 <w:sz w:val="17"/>
               </w:rPr>
-              <w:t>SPARK-BOM-G01</w:t>
+              <w:t>BOM-BE-G-01</w:t>
             </w:r>
           </w:p>
           <w:p>
@@ -10306,7 +10335,7 @@
                 <w:color w:val="1F497D"/>
                 <w:sz w:val="17"/>
               </w:rPr>
-              <w:t>SPARK-BOM-G03</w:t>
+              <w:t>BOM-BE-G-03</w:t>
             </w:r>
           </w:p>
           <w:p>
@@ -10638,7 +10667,7 @@
                 <w:color w:val="1F497D"/>
                 <w:sz w:val="17"/>
               </w:rPr>
-              <w:t>SPARK-BOM-G04</w:t>
+              <w:t>BOM-BE-G-04</w:t>
             </w:r>
           </w:p>
           <w:p>
@@ -10912,7 +10941,7 @@
                 <w:color w:val="1F497D"/>
                 <w:sz w:val="17"/>
               </w:rPr>
-              <w:t>SPARK-BOM-G05</w:t>
+              <w:t>BOM-BE-G-05</w:t>
             </w:r>
           </w:p>
           <w:p>
@@ -11131,7 +11160,7 @@
                 <w:color w:val="373737"/>
                 <w:sz w:val="17"/>
               </w:rPr>
-              <w:t xml:space="preserve"> as G03</w:t>
+              <w:t xml:space="preserve"> as G-03</w:t>
             </w:r>
           </w:p>
         </w:tc>
@@ -11176,7 +11205,7 @@
                 <w:color w:val="1F497D"/>
                 <w:sz w:val="17"/>
               </w:rPr>
-              <w:t>SPARK-BOM-G06</w:t>
+              <w:t>BOM-BE-G-06</w:t>
             </w:r>
           </w:p>
           <w:p>
@@ -11370,7 +11399,7 @@
                 <w:color w:val="373737"/>
                 <w:sz w:val="17"/>
               </w:rPr>
-              <w:t>weight/countryOfOrigin as G03</w:t>
+              <w:t>weight/countryOfOrigin as G-03</w:t>
             </w:r>
           </w:p>
         </w:tc>
@@ -11415,7 +11444,7 @@
                 <w:color w:val="1F497D"/>
                 <w:sz w:val="17"/>
               </w:rPr>
-              <w:t>SPARK-BOM-G07</w:t>
+              <w:t>BOM-BE-G-07</w:t>
             </w:r>
           </w:p>
           <w:p>
@@ -11613,7 +11642,7 @@
                 <w:color w:val="373737"/>
                 <w:sz w:val="17"/>
               </w:rPr>
-              <w:t>weight/countryOfOrigin as G03</w:t>
+              <w:t>weight/countryOfOrigin as G-03</w:t>
             </w:r>
           </w:p>
         </w:tc>
@@ -11658,7 +11687,7 @@
                 <w:color w:val="1F497D"/>
                 <w:sz w:val="17"/>
               </w:rPr>
-              <w:t>SPARK-BOM-G08</w:t>
+              <w:t>BOM-BE-G-08</w:t>
             </w:r>
           </w:p>
           <w:p>
@@ -12116,7 +12145,7 @@
                 <w:color w:val="1F497D"/>
                 <w:sz w:val="17"/>
               </w:rPr>
-              <w:t>SPARK-BOM-G09</w:t>
+              <w:t>BOM-BE-G-09</w:t>
             </w:r>
           </w:p>
           <w:p>
@@ -12314,7 +12343,7 @@
                 <w:color w:val="373737"/>
                 <w:sz w:val="17"/>
               </w:rPr>
-              <w:t>weight/countryOfOrigin as G03</w:t>
+              <w:t>weight/countryOfOrigin as G-03</w:t>
             </w:r>
           </w:p>
         </w:tc>
@@ -12359,7 +12388,7 @@
                 <w:color w:val="1F497D"/>
                 <w:sz w:val="17"/>
               </w:rPr>
-              <w:t>SPARK-BOM-G10</w:t>
+              <w:t>BOM-BE-G-10</w:t>
             </w:r>
           </w:p>
           <w:p>
@@ -12662,7 +12691,7 @@
                 <w:rFonts w:ascii="Courier New" w:hAnsi="Courier New"/>
                 <w:sz w:val="17"/>
               </w:rPr>
-              <w:t>G11</w:t>
+              <w:t>G-11</w:t>
             </w:r>
             <w:r>
               <w:rPr>
@@ -12676,7 +12705,7 @@
                 <w:rFonts w:ascii="Courier New" w:hAnsi="Courier New"/>
                 <w:sz w:val="17"/>
               </w:rPr>
-              <w:t>G12</w:t>
+              <w:t>G-12</w:t>
             </w:r>
             <w:r>
               <w:rPr>
@@ -12690,7 +12719,7 @@
                 <w:rFonts w:ascii="Courier New" w:hAnsi="Courier New"/>
                 <w:sz w:val="17"/>
               </w:rPr>
-              <w:t>G13</w:t>
+              <w:t>G-13</w:t>
             </w:r>
             <w:r>
               <w:rPr>
@@ -12820,7 +12849,7 @@
                 <w:color w:val="1F497D"/>
                 <w:sz w:val="17"/>
               </w:rPr>
-              <w:t>SPARK-BOM-G11</w:t>
+              <w:t>BOM-BE-G-11</w:t>
             </w:r>
           </w:p>
           <w:p>
@@ -12905,7 +12934,7 @@
                 <w:color w:val="444444"/>
                 <w:sz w:val="17"/>
               </w:rPr>
-              <w:t>G10</w:t>
+              <w:t>G-10</w:t>
             </w:r>
           </w:p>
         </w:tc>
@@ -12931,7 +12960,7 @@
                 <w:color w:val="373737"/>
                 <w:sz w:val="17"/>
               </w:rPr>
-              <w:t>Resolve this impression type's library link (shares G10's branch).</w:t>
+              <w:t>Resolve this impression type's library link (shares G-10's branch).</w:t>
             </w:r>
           </w:p>
           <w:p>
@@ -12951,7 +12980,7 @@
                 <w:color w:val="373737"/>
                 <w:sz w:val="17"/>
               </w:rPr>
-              <w:t>single libraryResource field with the same internal/external branch as G10</w:t>
+              <w:t>single libraryResource field with the same internal/external branch as G-10</w:t>
             </w:r>
           </w:p>
           <w:p>
@@ -12991,7 +13020,7 @@
                 <w:rFonts w:ascii="Courier New" w:hAnsi="Courier New"/>
                 <w:sz w:val="17"/>
               </w:rPr>
-              <w:t>G10</w:t>
+              <w:t>G-10</w:t>
             </w:r>
             <w:r>
               <w:rPr>
@@ -13084,7 +13113,7 @@
                 <w:color w:val="1F497D"/>
                 <w:sz w:val="17"/>
               </w:rPr>
-              <w:t>SPARK-BOM-G12</w:t>
+              <w:t>BOM-BE-G-12</w:t>
             </w:r>
           </w:p>
           <w:p>
@@ -13173,7 +13202,7 @@
                 <w:color w:val="444444"/>
                 <w:sz w:val="17"/>
               </w:rPr>
-              <w:t>G10</w:t>
+              <w:t>G-10</w:t>
             </w:r>
           </w:p>
         </w:tc>
@@ -13218,7 +13247,7 @@
                 <w:color w:val="373737"/>
                 <w:sz w:val="17"/>
               </w:rPr>
-              <w:t>libraryResource (G10 branch) + groundColor, textColor via searchMaterialById</w:t>
+              <w:t>libraryResource (G-10 branch) + groundColor, textColor via searchMaterialById</w:t>
             </w:r>
           </w:p>
           <w:p>
@@ -13265,7 +13294,7 @@
                 <w:rFonts w:ascii="Courier New" w:hAnsi="Courier New"/>
                 <w:sz w:val="17"/>
               </w:rPr>
-              <w:t>G10</w:t>
+              <w:t>G-10</w:t>
             </w:r>
           </w:p>
           <w:p>
@@ -13351,7 +13380,7 @@
                 <w:color w:val="1F497D"/>
                 <w:sz w:val="17"/>
               </w:rPr>
-              <w:t>SPARK-BOM-G13</w:t>
+              <w:t>BOM-BE-G-13</w:t>
             </w:r>
           </w:p>
           <w:p>
@@ -13443,7 +13472,7 @@
                 <w:color w:val="444444"/>
                 <w:sz w:val="17"/>
               </w:rPr>
-              <w:t>G10</w:t>
+              <w:t>G-10</w:t>
             </w:r>
           </w:p>
         </w:tc>
@@ -13489,7 +13518,7 @@
                 <w:color w:val="373737"/>
                 <w:sz w:val="17"/>
               </w:rPr>
-              <w:t>sliderColor, tapeColor, teethColor via searchMaterialById. Unlike G11/G12, this type has no libraryResource field at all — just three colors — so it only needs G10's…</w:t>
+              <w:t>sliderColor, tapeColor, teethColor via searchMaterialById. Unlike G-11/G-12, this type has no libraryResource field at all — just three colors — so it only needs…</w:t>
             </w:r>
           </w:p>
           <w:p>
@@ -13587,7 +13616,7 @@
                 <w:color w:val="1F497D"/>
                 <w:sz w:val="17"/>
               </w:rPr>
-              <w:t>SPARK-BOM-G14</w:t>
+              <w:t>BOM-BE-G-14</w:t>
             </w:r>
           </w:p>
           <w:p>
@@ -13868,7 +13897,7 @@
                 <w:color w:val="1F497D"/>
                 <w:sz w:val="17"/>
               </w:rPr>
-              <w:t>SPARK-BOM-G15</w:t>
+              <w:t>BOM-BE-G-15</w:t>
             </w:r>
           </w:p>
           <w:p>
@@ -13960,7 +13989,7 @@
                 <w:color w:val="444444"/>
                 <w:sz w:val="17"/>
               </w:rPr>
-              <w:t>C02</w:t>
+              <w:t>C-02</w:t>
             </w:r>
           </w:p>
         </w:tc>
@@ -14235,7 +14264,7 @@
                 <w:color w:val="1F497D"/>
                 <w:sz w:val="17"/>
               </w:rPr>
-              <w:t>SPARK-BOM-G16</w:t>
+              <w:t>BOM-BE-G-16</w:t>
             </w:r>
           </w:p>
           <w:p>
@@ -14298,7 +14327,7 @@
                 <w:color w:val="444444"/>
                 <w:sz w:val="17"/>
               </w:rPr>
-              <w:t>E01, G08, G10</w:t>
+              <w:t>E-01, G-08, G-10</w:t>
             </w:r>
           </w:p>
         </w:tc>
